--- a/docs/decisions/AnarBib_recensement_bibliotheques_libertaires.docx
+++ b/docs/decisions/AnarBib_recensement_bibliotheques_libertaires.docx
@@ -28,7 +28,7 @@
         </w:p>
       </w:sdtContent>
     </w:sdt>
-    <w:bookmarkStart w:id="57" w:name="Xec567f22617bf15f11a6aa0e355172ddfe70684"/>
+    <w:bookmarkStart w:id="58" w:name="Xec567f22617bf15f11a6aa0e355172ddfe70684"/>
     <w:p>
       <w:pPr>
         <w:pStyle w:val="Heading1"/>
@@ -330,7 +330,7 @@
           <w:bCs/>
           <w:b/>
         </w:rPr>
-        <w:t xml:space="preserve">97 lieux</w:t>
+        <w:t xml:space="preserve">100 lieux</w:t>
       </w:r>
       <w:r>
         <w:t xml:space="preserve"> </w:t>
@@ -346,7 +346,7 @@
           <w:bCs/>
           <w:b/>
         </w:rPr>
-        <w:t xml:space="preserve">23 pays</w:t>
+        <w:t xml:space="preserve">24 pays</w:t>
       </w:r>
       <w:r>
         <w:t xml:space="preserve"> </w:t>
@@ -442,7 +442,7 @@
               <w:jc w:val="left"/>
             </w:pPr>
             <w:r>
-              <w:t xml:space="preserve">62</w:t>
+              <w:t xml:space="preserve">63</w:t>
             </w:r>
           </w:p>
         </w:tc>
@@ -518,7 +518,7 @@
               <w:jc w:val="left"/>
             </w:pPr>
             <w:r>
-              <w:t xml:space="preserve">19</w:t>
+              <w:t xml:space="preserve">21</w:t>
             </w:r>
           </w:p>
         </w:tc>
@@ -530,7 +530,7 @@
               <w:jc w:val="left"/>
             </w:pPr>
             <w:r>
-              <w:t xml:space="preserve">Argentine, Brésil, Chili, Cuba, Mexique, Uruguay</w:t>
+              <w:t xml:space="preserve">Argentine, Brésil, Chili, Cuba, Mexique, Paraguay, Uruguay</w:t>
             </w:r>
           </w:p>
         </w:tc>
@@ -1820,7 +1820,7 @@
     <w:bookmarkEnd w:id="24"/>
     <w:bookmarkEnd w:id="25"/>
     <w:bookmarkEnd w:id="26"/>
-    <w:bookmarkStart w:id="55" w:name="recensement-détaillé"/>
+    <w:bookmarkStart w:id="56" w:name="recensement-détaillé"/>
     <w:p>
       <w:pPr>
         <w:pStyle w:val="Heading2"/>
@@ -2279,6 +2279,52 @@
       </w:r>
       <w:r>
         <w:t xml:space="preserve">Bibliothèque et archive anarchiste bruxelloise.</w:t>
+      </w:r>
+    </w:p>
+    <w:p>
+      <w:pPr>
+        <w:pStyle w:val="BodyText"/>
+      </w:pPr>
+      <w:r>
+        <w:rPr>
+          <w:bCs/>
+          <w:b/>
+        </w:rPr>
+        <w:t xml:space="preserve">La B.O.U.M. — Bibliothèque Anarchiste</w:t>
+      </w:r>
+      <w:r>
+        <w:br/>
+      </w:r>
+      <w:r>
+        <w:rPr>
+          <w:iCs/>
+          <w:i/>
+        </w:rPr>
+        <w:t xml:space="preserve">Bibliothèque — Bruxelles</w:t>
+      </w:r>
+      <w:r>
+        <w:br/>
+      </w:r>
+      <w:r>
+        <w:t xml:space="preserve">Adresse : Boom Café, rue Pletinckx 7, 1000 Bruxelles</w:t>
+      </w:r>
+      <w:r>
+        <w:br/>
+      </w:r>
+      <w:r>
+        <w:t xml:space="preserve">Site : https://stuut.info/+-boum-+ · Courriel : bibli-anar-bxl@proton.me</w:t>
+      </w:r>
+      <w:r>
+        <w:br/>
+      </w:r>
+      <w:r>
+        <w:t xml:space="preserve">Coordonnées : 50.8478, 4.3463 (adresse géocodée) · Réseau : ABABA · Langues du fonds : fr</w:t>
+      </w:r>
+      <w:r>
+        <w:br/>
+      </w:r>
+      <w:r>
+        <w:t xml:space="preserve">Bibliothèque anarchiste publique et participative au Boom Café, centre de Bruxelles, depuis 2023. Permanences-emprunts le jeudi 18h-21h, consultation sur place mer.-dim. 15h-21h. Infokiosque de brochures et zines. Catalogue en ligne sur inventaire.io. Fait suite aux librairies Zotte Morgen puis Acrata. Membre de l’ABABA, Amicale des Bibliothèques Autogérées de Bruxelles et Alentours (catalogue mutualisé sur inventaire.io).</w:t>
       </w:r>
     </w:p>
     <w:bookmarkEnd w:id="29"/>
@@ -5267,7 +5313,7 @@
     </w:p>
     <w:bookmarkEnd w:id="41"/>
     <w:bookmarkEnd w:id="42"/>
-    <w:bookmarkStart w:id="49" w:name="amérique-latine"/>
+    <w:bookmarkStart w:id="50" w:name="amérique-latine"/>
     <w:p>
       <w:pPr>
         <w:pStyle w:val="Heading3"/>
@@ -5415,6 +5461,52 @@
       </w:r>
       <w:r>
         <w:t xml:space="preserve">Siège historique de la FLA, bibliothèque et archives du mouvement libertaire argentin.</w:t>
+      </w:r>
+    </w:p>
+    <w:p>
+      <w:pPr>
+        <w:pStyle w:val="BodyText"/>
+      </w:pPr>
+      <w:r>
+        <w:rPr>
+          <w:bCs/>
+          <w:b/>
+        </w:rPr>
+        <w:t xml:space="preserve">Biblioteca Anarquista de Córdoba</w:t>
+      </w:r>
+      <w:r>
+        <w:br/>
+      </w:r>
+      <w:r>
+        <w:rPr>
+          <w:iCs/>
+          <w:i/>
+        </w:rPr>
+        <w:t xml:space="preserve">Bibliothèque — Córdoba</w:t>
+      </w:r>
+      <w:r>
+        <w:br/>
+      </w:r>
+      <w:r>
+        <w:t xml:space="preserve">Adresse : Amado Nervo 601, Córdoba</w:t>
+      </w:r>
+      <w:r>
+        <w:br/>
+      </w:r>
+      <w:r>
+        <w:t xml:space="preserve">Site : https://www.instagram.com/biblioteca.anarquista.cordoba/</w:t>
+      </w:r>
+      <w:r>
+        <w:br/>
+      </w:r>
+      <w:r>
+        <w:t xml:space="preserve">Coordonnées : -31.409, -64.181 (adresse géocodée) · Langues du fonds : es</w:t>
+      </w:r>
+      <w:r>
+        <w:br/>
+      </w:r>
+      <w:r>
+        <w:t xml:space="preserve">Bibliothèque anarchiste de Córdoba (Argentine), point de diffusion de presse et d’éditions libertaires.</w:t>
       </w:r>
     </w:p>
     <w:p>
@@ -6054,12 +6146,68 @@
       </w:r>
     </w:p>
     <w:bookmarkEnd w:id="47"/>
-    <w:bookmarkStart w:id="48" w:name="uruguay"/>
+    <w:bookmarkStart w:id="48" w:name="paraguay"/>
     <w:p>
       <w:pPr>
         <w:pStyle w:val="Heading4"/>
       </w:pPr>
       <w:r>
+        <w:t xml:space="preserve">Paraguay</w:t>
+      </w:r>
+    </w:p>
+    <w:p>
+      <w:pPr>
+        <w:pStyle w:val="FirstParagraph"/>
+      </w:pPr>
+      <w:r>
+        <w:rPr>
+          <w:bCs/>
+          <w:b/>
+        </w:rPr>
+        <w:t xml:space="preserve">Biblioteca Anarquista Despertar</w:t>
+      </w:r>
+      <w:r>
+        <w:br/>
+      </w:r>
+      <w:r>
+        <w:rPr>
+          <w:iCs/>
+          <w:i/>
+        </w:rPr>
+        <w:t xml:space="preserve">Bibliothèque — Asunción</w:t>
+      </w:r>
+      <w:r>
+        <w:br/>
+      </w:r>
+      <w:r>
+        <w:t xml:space="preserve">Adresse : Asunción</w:t>
+      </w:r>
+      <w:r>
+        <w:br/>
+      </w:r>
+      <w:r>
+        <w:t xml:space="preserve">Site : https://www.facebook.com/biblioteka.anarkista</w:t>
+      </w:r>
+      <w:r>
+        <w:br/>
+      </w:r>
+      <w:r>
+        <w:t xml:space="preserve">Coordonnées : -25.282, -57.635 (localisation à l’échelle de la ville) · Langues du fonds : es</w:t>
+      </w:r>
+      <w:r>
+        <w:br/>
+      </w:r>
+      <w:r>
+        <w:t xml:space="preserve">Bibliothèque anarchiste d’Asunción. Son nom fait écho à El Despertar, premier journal ouvrier anarchiste du Paraguay (1906-1907). Adresse précise à confirmer.</w:t>
+      </w:r>
+    </w:p>
+    <w:bookmarkEnd w:id="48"/>
+    <w:bookmarkStart w:id="49" w:name="uruguay"/>
+    <w:p>
+      <w:pPr>
+        <w:pStyle w:val="Heading4"/>
+      </w:pPr>
+      <w:r>
         <w:t xml:space="preserve">Uruguay</w:t>
       </w:r>
     </w:p>
@@ -6143,9 +6291,9 @@
         <w:t xml:space="preserve">Archive-bibliothèque dédiée à la mémoire libertaire, du nom de la militante et historienne Luce Fabbri.</w:t>
       </w:r>
     </w:p>
-    <w:bookmarkEnd w:id="48"/>
     <w:bookmarkEnd w:id="49"/>
-    <w:bookmarkStart w:id="52" w:name="océanie"/>
+    <w:bookmarkEnd w:id="50"/>
+    <w:bookmarkStart w:id="53" w:name="océanie"/>
     <w:p>
       <w:pPr>
         <w:pStyle w:val="Heading3"/>
@@ -6154,7 +6302,7 @@
         <w:t xml:space="preserve">Océanie</w:t>
       </w:r>
     </w:p>
-    <w:bookmarkStart w:id="50" w:name="australie"/>
+    <w:bookmarkStart w:id="51" w:name="australie"/>
     <w:p>
       <w:pPr>
         <w:pStyle w:val="Heading4"/>
@@ -6255,8 +6403,8 @@
         <w:t xml:space="preserve">Librairie et bibliothèque anarchiste de Sydney, depuis 1977.</w:t>
       </w:r>
     </w:p>
-    <w:bookmarkEnd w:id="50"/>
-    <w:bookmarkStart w:id="51" w:name="nouvelle-zélande"/>
+    <w:bookmarkEnd w:id="51"/>
+    <w:bookmarkStart w:id="52" w:name="nouvelle-zélande"/>
     <w:p>
       <w:pPr>
         <w:pStyle w:val="Heading4"/>
@@ -6305,9 +6453,9 @@
         <w:t xml:space="preserve">Infoshop anarchiste, distribution de livres et de presse militante.</w:t>
       </w:r>
     </w:p>
-    <w:bookmarkEnd w:id="51"/>
     <w:bookmarkEnd w:id="52"/>
-    <w:bookmarkStart w:id="54" w:name="asie"/>
+    <w:bookmarkEnd w:id="53"/>
+    <w:bookmarkStart w:id="55" w:name="asie"/>
     <w:p>
       <w:pPr>
         <w:pStyle w:val="Heading3"/>
@@ -6316,7 +6464,7 @@
         <w:t xml:space="preserve">Asie</w:t>
       </w:r>
     </w:p>
-    <w:bookmarkStart w:id="53" w:name="népal"/>
+    <w:bookmarkStart w:id="54" w:name="népal"/>
     <w:p>
       <w:pPr>
         <w:pStyle w:val="Heading4"/>
@@ -6365,10 +6513,10 @@
         <w:t xml:space="preserve">Petite bibliothèque anarchiste en accès libre, ouverte en 2024.</w:t>
       </w:r>
     </w:p>
-    <w:bookmarkEnd w:id="53"/>
     <w:bookmarkEnd w:id="54"/>
     <w:bookmarkEnd w:id="55"/>
-    <w:bookmarkStart w:id="56" w:name="sources-et-pistes-de-vérification"/>
+    <w:bookmarkEnd w:id="56"/>
+    <w:bookmarkStart w:id="57" w:name="sources-et-pistes-de-vérification"/>
     <w:p>
       <w:pPr>
         <w:pStyle w:val="Heading2"/>
@@ -6534,8 +6682,8 @@
         <w:t xml:space="preserve">paraît détourné par du spam : passer par la page Facebook du collectif pour tout contact.</w:t>
       </w:r>
     </w:p>
-    <w:bookmarkEnd w:id="56"/>
     <w:bookmarkEnd w:id="57"/>
+    <w:bookmarkEnd w:id="58"/>
     <w:sectPr/>
   </w:body>
 </w:document>

--- a/docs/decisions/AnarBib_recensement_bibliotheques_libertaires.docx
+++ b/docs/decisions/AnarBib_recensement_bibliotheques_libertaires.docx
@@ -330,7 +330,7 @@
           <w:bCs/>
           <w:b/>
         </w:rPr>
-        <w:t xml:space="preserve">100 lieux</w:t>
+        <w:t xml:space="preserve">102 lieux</w:t>
       </w:r>
       <w:r>
         <w:t xml:space="preserve"> </w:t>
@@ -442,7 +442,7 @@
               <w:jc w:val="left"/>
             </w:pPr>
             <w:r>
-              <w:t xml:space="preserve">63</w:t>
+              <w:t xml:space="preserve">65</w:t>
             </w:r>
           </w:p>
         </w:tc>
@@ -2787,6 +2787,98 @@
       </w:r>
       <w:r>
         <w:t xml:space="preserve">Centre Michel Derrion. Documentation sur les alternatives sociales et l’autogestion.</w:t>
+      </w:r>
+    </w:p>
+    <w:p>
+      <w:pPr>
+        <w:pStyle w:val="BodyText"/>
+      </w:pPr>
+      <w:r>
+        <w:rPr>
+          <w:bCs/>
+          <w:b/>
+        </w:rPr>
+        <w:t xml:space="preserve">La Gryffe — librairie libertaire</w:t>
+      </w:r>
+      <w:r>
+        <w:br/>
+      </w:r>
+      <w:r>
+        <w:rPr>
+          <w:iCs/>
+          <w:i/>
+        </w:rPr>
+        <w:t xml:space="preserve">Librairie militante — Lyon</w:t>
+      </w:r>
+      <w:r>
+        <w:br/>
+      </w:r>
+      <w:r>
+        <w:t xml:space="preserve">Adresse : 5 rue Sébastien Gryphe, 69007 Lyon</w:t>
+      </w:r>
+      <w:r>
+        <w:br/>
+      </w:r>
+      <w:r>
+        <w:t xml:space="preserve">Site : https://lagryffe.net/ · Courriel : cdllyon@no-log.org</w:t>
+      </w:r>
+      <w:r>
+        <w:br/>
+      </w:r>
+      <w:r>
+        <w:t xml:space="preserve">Coordonnées : 45.748, 4.843 (adresse géocodée) · Langues du fonds : fr</w:t>
+      </w:r>
+      <w:r>
+        <w:br/>
+      </w:r>
+      <w:r>
+        <w:t xml:space="preserve">Librairie libertaire lyonnaise de longue date. Héberge dans ses locaux le Centre de Documentation Libertaire (CDL), structure autonome existant depuis le milieu des années 1970, vouée à la conservation du patrimoine documentaire anarchiste et antiautoritaire : ~1500 ouvrages, une centaine de titres de revues (1945-2000), plusieurs milliers d’affiches, cartes postales, tracts et archives de militant·es. Contact du CDL : cdllyon@no-log.org.</w:t>
+      </w:r>
+    </w:p>
+    <w:p>
+      <w:pPr>
+        <w:pStyle w:val="BodyText"/>
+      </w:pPr>
+      <w:r>
+        <w:rPr>
+          <w:bCs/>
+          <w:b/>
+        </w:rPr>
+        <w:t xml:space="preserve">La Plume Noire — librairie et bibliothèque libertaire</w:t>
+      </w:r>
+      <w:r>
+        <w:br/>
+      </w:r>
+      <w:r>
+        <w:rPr>
+          <w:iCs/>
+          <w:i/>
+        </w:rPr>
+        <w:t xml:space="preserve">Lieu mixte (bibliothèque + librairie / infoshop) — Lyon</w:t>
+      </w:r>
+      <w:r>
+        <w:br/>
+      </w:r>
+      <w:r>
+        <w:t xml:space="preserve">Adresse : 8 rue Diderot, 69001 Lyon</w:t>
+      </w:r>
+      <w:r>
+        <w:br/>
+      </w:r>
+      <w:r>
+        <w:t xml:space="preserve">Site : http://www.laplumenoire.org/ · Courriel : groupe-lyon@c-g-a.org</w:t>
+      </w:r>
+      <w:r>
+        <w:br/>
+      </w:r>
+      <w:r>
+        <w:t xml:space="preserve">Coordonnées : 45.7689, 4.833 (adresse géocodée) · Langues du fonds : fr</w:t>
+      </w:r>
+      <w:r>
+        <w:br/>
+      </w:r>
+      <w:r>
+        <w:t xml:space="preserve">Librairie libertaire, bibliothèque de prêt, salle de débats et café libertaire. Née en 1989, gérée par la Coordination de Groupes Anarchistes (CGA). Le collectif est propriétaire du local rue Diderot depuis 2011.</w:t>
       </w:r>
     </w:p>
     <w:p>

--- a/docs/decisions/AnarBib_recensement_bibliotheques_libertaires.docx
+++ b/docs/decisions/AnarBib_recensement_bibliotheques_libertaires.docx
@@ -330,7 +330,7 @@
           <w:bCs/>
           <w:b/>
         </w:rPr>
-        <w:t xml:space="preserve">102 lieux</w:t>
+        <w:t xml:space="preserve">105 lieux</w:t>
       </w:r>
       <w:r>
         <w:t xml:space="preserve"> </w:t>
@@ -442,7 +442,7 @@
               <w:jc w:val="left"/>
             </w:pPr>
             <w:r>
-              <w:t xml:space="preserve">65</w:t>
+              <w:t xml:space="preserve">68</w:t>
             </w:r>
           </w:p>
         </w:tc>
@@ -2976,6 +2976,52 @@
           <w:bCs/>
           <w:b/>
         </w:rPr>
+        <w:t xml:space="preserve">La Parole Errante — Maison de l’arbre / Archives Armand Gatti</w:t>
+      </w:r>
+      <w:r>
+        <w:br/>
+      </w:r>
+      <w:r>
+        <w:rPr>
+          <w:iCs/>
+          <w:i/>
+        </w:rPr>
+        <w:t xml:space="preserve">Lieu mixte (bibliothèque + librairie / infoshop) — Montreuil</w:t>
+      </w:r>
+      <w:r>
+        <w:br/>
+      </w:r>
+      <w:r>
+        <w:t xml:space="preserve">Adresse : 9 rue François Debergue, 93100 Montreuil</w:t>
+      </w:r>
+      <w:r>
+        <w:br/>
+      </w:r>
+      <w:r>
+        <w:t xml:space="preserve">Site : https://laparoleerrante.org/</w:t>
+      </w:r>
+      <w:r>
+        <w:br/>
+      </w:r>
+      <w:r>
+        <w:t xml:space="preserve">Coordonnées : 48.858, 2.438 (adresse géocodée) · Langues du fonds : fr</w:t>
+      </w:r>
+      <w:r>
+        <w:br/>
+      </w:r>
+      <w:r>
+        <w:t xml:space="preserve">Centre culturel libertaire et antifasciste autogéré, à la Maison de l’arbre. Abrite des archives liées à Armand Gatti et un fonds de l’édition militante. Lieu de spectacles, rencontres et luttes.</w:t>
+      </w:r>
+    </w:p>
+    <w:p>
+      <w:pPr>
+        <w:pStyle w:val="BodyText"/>
+      </w:pPr>
+      <w:r>
+        <w:rPr>
+          <w:bCs/>
+          <w:b/>
+        </w:rPr>
         <w:t xml:space="preserve">Centre de Documentation Anarchiste (CDA) — Librairie du Monde libertaire</w:t>
       </w:r>
       <w:r>
@@ -3103,6 +3149,98 @@
       </w:r>
       <w:r>
         <w:t xml:space="preserve">Bibliothèque anarchiste parisienne, lieu de rencontres et de lectures.</w:t>
+      </w:r>
+    </w:p>
+    <w:p>
+      <w:pPr>
+        <w:pStyle w:val="BodyText"/>
+      </w:pPr>
+      <w:r>
+        <w:rPr>
+          <w:bCs/>
+          <w:b/>
+        </w:rPr>
+        <w:t xml:space="preserve">Bibliothèque La Rue — Groupe Libertaire La Rue (Louise-Michel)</w:t>
+      </w:r>
+      <w:r>
+        <w:br/>
+      </w:r>
+      <w:r>
+        <w:rPr>
+          <w:iCs/>
+          <w:i/>
+        </w:rPr>
+        <w:t xml:space="preserve">Bibliothèque — Paris</w:t>
+      </w:r>
+      <w:r>
+        <w:br/>
+      </w:r>
+      <w:r>
+        <w:t xml:space="preserve">Adresse : 10 rue Robert Planquette, 75018 Paris</w:t>
+      </w:r>
+      <w:r>
+        <w:br/>
+      </w:r>
+      <w:r>
+        <w:t xml:space="preserve">Site : https://groupe-libertaire-la-rue.jimdosite.com/</w:t>
+      </w:r>
+      <w:r>
+        <w:br/>
+      </w:r>
+      <w:r>
+        <w:t xml:space="preserve">Coordonnées : 48.8847, 2.3354 (adresse géocodée) · Langues du fonds : fr</w:t>
+      </w:r>
+      <w:r>
+        <w:br/>
+      </w:r>
+      <w:r>
+        <w:t xml:space="preserve">Bibliothèque sociale du Groupe Libertaire La Rue (groupe Louise-Michel), anarchisme social. Lieu de réunions, débats et conférences du groupe. « La Rue » est aussi le titre d’une revue publiée par le groupe de 1967 à 1986 (37 numéros), en cours de numérisation.</w:t>
+      </w:r>
+    </w:p>
+    <w:p>
+      <w:pPr>
+        <w:pStyle w:val="BodyText"/>
+      </w:pPr>
+      <w:r>
+        <w:rPr>
+          <w:bCs/>
+          <w:b/>
+        </w:rPr>
+        <w:t xml:space="preserve">Bibliothèque anarchiste Libertad</w:t>
+      </w:r>
+      <w:r>
+        <w:br/>
+      </w:r>
+      <w:r>
+        <w:rPr>
+          <w:iCs/>
+          <w:i/>
+        </w:rPr>
+        <w:t xml:space="preserve">Bibliothèque — Paris</w:t>
+      </w:r>
+      <w:r>
+        <w:br/>
+      </w:r>
+      <w:r>
+        <w:t xml:space="preserve">Adresse : 19 rue Burnouf, 75019 Paris</w:t>
+      </w:r>
+      <w:r>
+        <w:br/>
+      </w:r>
+      <w:r>
+        <w:t xml:space="preserve">Site : https://bibliothequelibertad.noblogs.org/ · Courriel : bibliothequelibertad@riseup.net</w:t>
+      </w:r>
+      <w:r>
+        <w:br/>
+      </w:r>
+      <w:r>
+        <w:t xml:space="preserve">Coordonnées : 48.8786, 2.3736 (adresse géocodée) · Langues du fonds : fr</w:t>
+      </w:r>
+      <w:r>
+        <w:br/>
+      </w:r>
+      <w:r>
+        <w:t xml:space="preserve">Bibliothèque anarchiste : emprunt de livres sans barrière d’argent, archives, infokiosque de brochures et tracts. Permanences le mardi 17h-20h, discussions et rencontres le jeudi. Métro Belleville / Colonel Fabien.</w:t>
       </w:r>
     </w:p>
     <w:p>
